--- a/en/wisdom-stories/do-not-do-these-things.docx
+++ b/en/wisdom-stories/do-not-do-these-things.docx
@@ -4,92 +4,51 @@
   <w:body>
     <w:p>
       <w:pPr>
-        <w:spacing w:before="0" w:after="60"/>
-        <w:jc w:val="left"/>
+        <w:pStyle w:val="Title"/>
       </w:pPr>
       <w:r>
-        <w:rPr>
-          <w:rFonts w:ascii="Arial" w:hAnsi="Arial" w:eastAsia="Arial"/>
-          <w:i w:val="0"/>
-          <w:color w:val="000000"/>
-          <w:sz w:val="52"/>
-        </w:rPr>
-        <w:t>Don't do these</w:t>
+        <w:t>Be Mindful of What You Say</w:t>
       </w:r>
     </w:p>
     <w:p>
       <w:pPr>
-        <w:jc w:val="left"/>
+        <w:keepNext/>
       </w:pPr>
       <w:r>
-        <w:rPr>
-          <w:rFonts w:ascii="Arial" w:hAnsi="Arial" w:eastAsia="Arial"/>
-          <w:i w:val="0"/>
-          <w:color w:val="000000"/>
-          <w:sz w:val="22"/>
-        </w:rPr>
-        <w:t>Don't talk about your wealth in front of the poor, your health in front of the sick, your happiness in front of the distressed, your freedom in front of the prisoner, your strength in front of the weak, your children in front of the childless, or your parents in front of the orphan.</w:t>
+        <w:t>Do not dwell on your wealth in front of someone who is poor, your health in front of someone who is ill, or your happiness in front of someone who is suffering. Be equally thoughtful when speaking of freedom to a prisoner, strength to someone who is weak, children to someone who has none, or parents to an orphan.</w:t>
       </w:r>
     </w:p>
     <w:p>
       <w:pPr>
-        <w:pStyle w:val="Moral"/>
         <w:keepNext/>
         <w:keepLines/>
-        <w:widowControl/>
-        <w:spacing w:before="240" w:after="180" w:line="283" w:lineRule="auto"/>
-        <w:ind w:left="240" w:right="240"/>
-        <w:jc w:val="left"/>
-        <w:pBdr>
-          <w:top w:val="single" w:sz="8" w:space="7" w:color="E8D59A"/>
-          <w:left w:val="single" w:sz="32" w:space="11" w:color="C6A23A"/>
-          <w:bottom w:val="single" w:sz="8" w:space="7" w:color="E8D59A"/>
-          <w:right w:val="single" w:sz="8" w:space="11" w:color="E8D59A"/>
-        </w:pBdr>
-        <w:shd w:val="clear" w:color="auto" w:fill="FFF8E1"/>
+        <w:spacing w:before="160"/>
       </w:pPr>
       <w:r>
         <w:rPr>
-          <w:rFonts w:ascii="Arial" w:hAnsi="Arial" w:eastAsia="Arial" w:cs="Arial"/>
           <w:b/>
-          <w:i w:val="0"/>
-          <w:color w:val="9A7417"/>
-          <w:sz w:val="22"/>
         </w:rPr>
-        <w:t xml:space="preserve">Moral: </w:t>
+        <w:t>Moral:</w:t>
       </w:r>
       <w:r>
-        <w:rPr>
-          <w:rFonts w:ascii="Arial" w:hAnsi="Arial" w:eastAsia="Arial" w:cs="Arial"/>
-          <w:b w:val="0"/>
-          <w:i w:val="0"/>
-          <w:color w:val="3F3826"/>
-          <w:sz w:val="22"/>
-        </w:rPr>
-        <w:t>Don't remind the other person of something they don't have. They don't need reminders, they need understanding.</w:t>
+        <w:t xml:space="preserve"> Be careful not to deepen another person’s sense of loss. They need understanding, not reminders of what they lack.</w:t>
       </w:r>
     </w:p>
     <w:p>
       <w:pPr>
-        <w:keepLines/>
-        <w:widowControl/>
-        <w:spacing w:before="60" w:after="0" w:line="240" w:lineRule="auto"/>
-        <w:jc w:val="right"/>
+        <w:spacing w:after="80"/>
       </w:pPr>
       <w:r>
         <w:rPr>
-          <w:rFonts w:ascii="Arial" w:hAnsi="Arial" w:eastAsia="Arial" w:cs="Arial"/>
-          <w:b w:val="0"/>
           <w:i/>
-          <w:color w:val="8A7950"/>
-          <w:sz w:val="17"/>
+          <w:sz w:val="18"/>
         </w:rPr>
-        <w:t>The story was obtained from open Internet sources.</w:t>
+        <w:t>Source: Publicly available internet sources.</w:t>
       </w:r>
     </w:p>
     <w:sectPr>
       <w:pgSz w:w="12240" w:h="15840"/>
-      <w:pgMar w:top="1440" w:right="1440" w:bottom="1440" w:left="1440" w:header="708" w:footer="708" w:gutter="0"/>
+      <w:pgMar w:top="1080" w:right="1224" w:bottom="1080" w:left="1224" w:header="720" w:footer="720" w:gutter="0"/>
       <w:cols w:space="720"/>
       <w:docGrid w:linePitch="360"/>
     </w:sectPr>
@@ -461,12 +420,14 @@
     <w:qFormat/>
     <w:rsid w:val="00FC693F"/>
     <w:pPr>
-      <w:spacing w:before="0" w:after="160" w:line="276" w:lineRule="auto"/>
+      <w:widowControl/>
+      <w:spacing w:after="120" w:line="259" w:lineRule="auto"/>
     </w:pPr>
     <w:rPr>
-      <w:rFonts w:ascii="Arial" w:hAnsi="Arial" w:eastAsia="Arial"/>
+      <w:rFonts w:ascii="Arial" w:hAnsi="Arial"/>
       <w:color w:val="000000"/>
       <w:sz w:val="22"/>
+      <w:lang w:val="en-US"/>
     </w:rPr>
   </w:style>
   <w:style w:type="paragraph" w:styleId="Header">
@@ -810,18 +771,17 @@
     <w:qFormat/>
     <w:rsid w:val="00FC693F"/>
     <w:pPr>
-      <w:pBdr>
-        <w:bottom w:val="single" w:sz="8" w:space="4" w:color="4F81BD" w:themeColor="accent1"/>
-      </w:pBdr>
-      <w:spacing w:after="300" w:line="240" w:lineRule="auto"/>
+      <w:keepNext/>
+      <w:spacing w:after="280" w:line="240" w:lineRule="auto"/>
       <w:contextualSpacing/>
     </w:pPr>
     <w:rPr>
-      <w:rFonts w:asciiTheme="majorHAnsi" w:eastAsiaTheme="majorEastAsia" w:hAnsiTheme="majorHAnsi" w:cstheme="majorBidi"/>
-      <w:color w:val="17365D" w:themeColor="text2" w:themeShade="BF"/>
+      <w:rFonts w:asciiTheme="majorHAnsi" w:eastAsiaTheme="majorEastAsia" w:hAnsiTheme="majorHAnsi" w:cstheme="majorBidi" w:ascii="Arial" w:hAnsi="Arial"/>
+      <w:b/>
+      <w:color w:val="000000"/>
       <w:spacing w:val="5"/>
       <w:kern w:val="28"/>
-      <w:sz w:val="52"/>
+      <w:sz w:val="34"/>
       <w:szCs w:val="52"/>
     </w:rPr>
   </w:style>
@@ -1297,9 +1257,6 @@
     <w:qFormat/>
     <w:rsid w:val="00FC693F"/>
     <w:pPr>
-      <w:pBdr>
-        <w:bottom w:val="single" w:sz="4" w:space="4" w:color="4F81BD" w:themeColor="accent1"/>
-      </w:pBdr>
       <w:spacing w:before="200" w:after="280"/>
       <w:ind w:left="936" w:right="936"/>
     </w:pPr>
@@ -12150,18 +12107,6 @@
         <w:shd w:val="clear" w:color="auto" w:fill="FBCAA2" w:themeFill="accent6" w:themeFillTint="7F"/>
       </w:tcPr>
     </w:tblStylePr>
-  </w:style>
-  <w:style w:type="paragraph" w:customStyle="1" w:styleId="Moral">
-    <w:name w:val="Moral"/>
-    <w:basedOn w:val="Normal"/>
-    <w:pPr>
-      <w:spacing w:before="160" w:after="0" w:line="276" w:lineRule="auto"/>
-    </w:pPr>
-    <w:rPr>
-      <w:rFonts w:ascii="Arial" w:hAnsi="Arial" w:eastAsia="Arial"/>
-      <w:i/>
-      <w:sz w:val="22"/>
-    </w:rPr>
   </w:style>
 </w:styles>
 </file>

--- a/en/wisdom-stories/do-not-do-these-things.docx
+++ b/en/wisdom-stories/do-not-do-these-things.docx
@@ -7,7 +7,7 @@
         <w:pStyle w:val="Title"/>
       </w:pPr>
       <w:r>
-        <w:t>Be Mindful of What You Say</w:t>
+        <w:t>Do Not Do These Things</w:t>
       </w:r>
     </w:p>
     <w:p>
@@ -15,7 +15,7 @@
         <w:keepNext/>
       </w:pPr>
       <w:r>
-        <w:t>Do not dwell on your wealth in front of someone who is poor, your health in front of someone who is ill, or your happiness in front of someone who is suffering. Be equally thoughtful when speaking of freedom to a prisoner, strength to someone who is weak, children to someone who has none, or parents to an orphan.</w:t>
+        <w:t>Do not dwell on your wealth in front of someone who is poor, your health in front of someone who is ill, or your happiness in front of someone who is suffering. Do not speak of your freedom before a prisoner, your strength before someone weak, your child before someone who has none, or your parents before an orphan.</w:t>
       </w:r>
     </w:p>
     <w:p>
@@ -28,11 +28,9 @@
         <w:rPr>
           <w:b/>
         </w:rPr>
-        <w:t>Moral:</w:t>
+        <w:t>Moral: Do not boast of a blessing someone else lacks and reopen their wound. They need understanding, not reminders of their sorrow.</w:t>
       </w:r>
-      <w:r>
-        <w:t xml:space="preserve"> Be careful not to deepen another person’s sense of loss. They need understanding, not reminders of what they lack.</w:t>
-      </w:r>
+      <w:r/>
     </w:p>
     <w:p>
       <w:pPr>
@@ -43,7 +41,7 @@
           <w:i/>
           <w:sz w:val="18"/>
         </w:rPr>
-        <w:t>Source: Publicly available internet sources.</w:t>
+        <w:t>Stories are taken from open Internet sources; illustrations were created with AI.</w:t>
       </w:r>
     </w:p>
     <w:sectPr>
